--- a/data/human_paras/human_para_131.docx
+++ b/data/human_paras/human_para_131.docx
@@ -4,7 +4,7 @@
   <w:body>
     <w:p>
       <w:r>
-        <w:t>Mother gives life to a child as Jen Gann gave life to her son. She wanted to see her son happy, healthy and enjoying life. There is no guarantee to ensure a happy life of a human being. Health is necessary for a good life. It is a great blessing of God. Man can strive for it but it doesn’t mean that we should decide the life or death of a child to guarantee him a peaceful life (Pearse et al., 2001). This approach will not bring stability to society but it will become a severe cause of the crumbling of the civilization.</w:t>
+        <w:t>The pain of a mother can be felt when she sees her child on a ventilator or bed in a hospital. She feels utterly disappointed and cannot bear the pain of her beloved. But it is not right to kill him like that. It is murder and murder of one person is the murder of humanity (Ref-s647979). This attitude will result in the loss of good faith in humanity and the love of parents. Respect and sincerity of parents will have no meanings further as it will become selfish attitude to bring up an only healthy and perfect child that will be able to earn for the parents and society. It will develop a more worldly and materialistic approach in relations.</w:t>
       </w:r>
     </w:p>
     <w:sectPr>
